--- a/projects/Emollient/Documentation/MonthlySiteSummary_Report_Documentation.docx
+++ b/projects/Emollient/Documentation/MonthlySiteSummary_Report_Documentation.docx
@@ -29,7 +29,7 @@
           <w:sz w:val="28"/>
           <w:szCs w:val="28"/>
         </w:rPr>
-        <w:t xml:space="preserve">Enrollment, LAMA, DOPR and SAE by site and month</w:t>
+        <w:t xml:space="preserve">for Enrollment / DOPR / LAMA / SAE</w:t>
       </w:r>
     </w:p>
     <w:p>
@@ -146,7 +146,7 @@
           <w:sz w:val="18"/>
           <w:szCs w:val="18"/>
         </w:rPr>
-        <w:t xml:space="preserve">reporting.cel-one.org  →  Clinical Reports  →  Monthly Site Summary</w:t>
+        <w:t xml:space="preserve">reporting.cel-one.org  →  Clinical Reports</w:t>
       </w:r>
     </w:p>
     <w:p>
@@ -160,7 +160,7 @@
           <w:sz w:val="18"/>
           <w:szCs w:val="18"/>
         </w:rPr>
-        <w:t xml:space="preserve">?project=Emollient&amp;report=MonthlySiteSummary&amp;format=html</w:t>
+        <w:t xml:space="preserve">   “Monthly Site Summary for Enrollment/DOPR/LAMA/SAE”</w:t>
       </w:r>
     </w:p>
     <w:p>
@@ -174,9 +174,78 @@
           <w:sz w:val="18"/>
           <w:szCs w:val="18"/>
         </w:rPr>
+        <w:t xml:space="preserve">?project=Emollient&amp;report=MonthlySiteSummary&amp;format=html</w:t>
+      </w:r>
+    </w:p>
+    <w:p>
+      <w:pPr>
+        <w:shd w:fill="F2F2F2" w:val="clear"/>
+        <w:spacing w:after="80"/>
+      </w:pPr>
+      <w:r>
+        <w:rPr>
+          <w:rFonts w:ascii="Consolas" w:cs="Consolas" w:eastAsia="Consolas" w:hAnsi="Consolas"/>
+          <w:sz w:val="18"/>
+          <w:szCs w:val="18"/>
+        </w:rPr>
         <w:t xml:space="preserve">...&amp;sites=JSS,SNMC&amp;date_from=2026-04-01&amp;date_to=2026-09-30</w:t>
       </w:r>
     </w:p>
+    <w:tbl>
+      <w:tblPr>
+        <w:tblW w:type="dxa" w:w="9360"/>
+        <w:tblBorders>
+          <w:top w:val="single" w:color="auto" w:sz="4"/>
+          <w:left w:val="single" w:color="auto" w:sz="4"/>
+          <w:bottom w:val="single" w:color="auto" w:sz="4"/>
+          <w:right w:val="single" w:color="auto" w:sz="4"/>
+          <w:insideH w:val="single" w:color="auto" w:sz="4"/>
+          <w:insideV w:val="single" w:color="auto" w:sz="4"/>
+        </w:tblBorders>
+      </w:tblPr>
+      <w:tblGrid>
+        <w:gridCol w:w="9360"/>
+      </w:tblGrid>
+      <w:tr>
+        <w:tc>
+          <w:tcPr>
+            <w:tcW w:type="dxa" w:w="9360"/>
+            <w:shd w:fill="FFF2CC" w:val="clear"/>
+            <w:tcMar>
+              <w:top w:type="dxa" w:w="110"/>
+              <w:left w:type="dxa" w:w="160"/>
+              <w:bottom w:type="dxa" w:w="110"/>
+              <w:right w:type="dxa" w:w="160"/>
+            </w:tcMar>
+          </w:tcPr>
+          <w:p>
+            <w:pPr>
+              <w:spacing w:after="60"/>
+            </w:pPr>
+            <w:r>
+              <w:rPr>
+                <w:rFonts w:ascii="Calibri" w:cs="Calibri" w:eastAsia="Calibri" w:hAnsi="Calibri"/>
+                <w:b/>
+                <w:bCs/>
+                <w:sz w:val="21"/>
+                <w:szCs w:val="21"/>
+              </w:rPr>
+              <w:t xml:space="preserve">Two names, and only one of them is safe to change</w:t>
+            </w:r>
+          </w:p>
+          <w:p>
+            <w:r>
+              <w:rPr>
+                <w:rFonts w:ascii="Calibri" w:cs="Calibri" w:eastAsia="Calibri" w:hAnsi="Calibri"/>
+                <w:sz w:val="20"/>
+                <w:szCs w:val="20"/>
+              </w:rPr>
+              <w:t xml:space="preserve">The report’s array key in reports.php is MonthlySiteSummary. That is its identity — it is the report= value in every URL and bookmark, and the stem the three exporter aliases are built from. It does not change. What users read is the ‘title’ key, which the menu, the toolbar, the page heading, the CSV and the Excel banner all take from reports.php. Renaming the report is therefore one line of configuration and no code at all. Any report that sets no title still shows its array key, exactly as before.</w:t>
+            </w:r>
+          </w:p>
+        </w:tc>
+      </w:tr>
+    </w:tbl>
     <w:p>
       <w:pPr>
         <w:pStyle w:val="Heading1"/>
@@ -2969,7 +3038,43 @@
           <w:sz w:val="21"/>
           <w:szCs w:val="21"/>
         </w:rPr>
-        <w:t xml:space="preserve">projects/Emollient/reports.php — the MonthlySiteSummary definition. Its ‘group’ key decides where it appears in the menu, so its position in the file does not matter.</w:t>
+        <w:t xml:space="preserve">projects/Emollient/reports.php — the MonthlySiteSummary definition. Its ‘group’ key decides where it appears in the menu, so its position in the file does not matter. Its ‘title’ key is the displayed name.</w:t>
+      </w:r>
+    </w:p>
+    <w:p>
+      <w:pPr>
+        <w:pStyle w:val="ListParagraph"/>
+        <w:numPr>
+          <w:ilvl w:val="0"/>
+          <w:numId w:val="2"/>
+        </w:numPr>
+        <w:spacing w:after="70"/>
+      </w:pPr>
+      <w:r>
+        <w:rPr>
+          <w:rFonts w:ascii="Calibri" w:cs="Calibri" w:eastAsia="Calibri" w:hAnsi="Calibri"/>
+          <w:sz w:val="21"/>
+          <w:szCs w:val="21"/>
+        </w:rPr>
+        <w:t xml:space="preserve">projects/Emollient/Facade/ReportFacade.php — one line in postAggregate() copies ‘title’ into the payload as report_title, which is how the exporters get it.</w:t>
+      </w:r>
+    </w:p>
+    <w:p>
+      <w:pPr>
+        <w:pStyle w:val="ListParagraph"/>
+        <w:numPr>
+          <w:ilvl w:val="0"/>
+          <w:numId w:val="2"/>
+        </w:numPr>
+        <w:spacing w:after="70"/>
+      </w:pPr>
+      <w:r>
+        <w:rPr>
+          <w:rFonts w:ascii="Calibri" w:cs="Calibri" w:eastAsia="Calibri" w:hAnsi="Calibri"/>
+          <w:sz w:val="21"/>
+          <w:szCs w:val="21"/>
+        </w:rPr>
+        <w:t xml:space="preserve">reporting-engine/Presentation/Api/ReportController.php — a reportDisplayTitle() helper, used by the home-page menu row and the report toolbar. Applied by tools/patch_report_titles.py, which restores its own backup if the result does not parse. This file is on the path of every report in every project, so treat any edit to it accordingly.</w:t>
       </w:r>
     </w:p>
     <w:p>
